--- a/public/bases-word/GENERALES/7. SECRETARIA DIRECCIÓN/2. MDA.docx
+++ b/public/bases-word/GENERALES/7. SECRETARIA DIRECCIÓN/2. MDA.docx
@@ -1,6 +1,6 @@
 
 <file path=word/document.xml><?xml version="1.0" encoding="utf-8"?>
-<w:document xmlns:wpc="http://schemas.microsoft.com/office/word/2010/wordprocessingCanvas" xmlns:cx="http://schemas.microsoft.com/office/drawing/2014/chartex" xmlns:cx1="http://schemas.microsoft.com/office/drawing/2015/9/8/chartex" xmlns:cx2="http://schemas.microsoft.com/office/drawing/2015/10/21/chartex" xmlns:cx3="http://schemas.microsoft.com/office/drawing/2016/5/9/chartex" xmlns:cx4="http://schemas.microsoft.com/office/drawing/2016/5/10/chartex" xmlns:cx5="http://schemas.microsoft.com/office/drawing/2016/5/11/chartex" xmlns:cx6="http://schemas.microsoft.com/office/drawing/2016/5/12/chartex" xmlns:cx7="http://schemas.microsoft.com/office/drawing/2016/5/13/chartex" xmlns:cx8="http://schemas.microsoft.com/office/drawing/2016/5/14/chartex" xmlns:mc="http://schemas.openxmlformats.org/markup-compatibility/2006" xmlns:aink="http://schemas.microsoft.com/office/drawing/2016/ink" xmlns:am3d="http://schemas.microsoft.com/office/drawing/2017/model3d" xmlns:o="urn:schemas-microsoft-com:office:office" xmlns:r="http://schemas.openxmlformats.org/officeDocument/2006/relationships" xmlns:m="http://schemas.openxmlformats.org/officeDocument/2006/math" xmlns:v="urn:schemas-microsoft-com:vml" xmlns:wp14="http://schemas.microsoft.com/office/word/2010/wordprocessingDrawing" xmlns:wp="http://schemas.openxmlformats.org/drawingml/2006/wordprocessingDrawing" xmlns:w10="urn:schemas-microsoft-com:office:word" xmlns:w="http://schemas.openxmlformats.org/wordprocessingml/2006/main" xmlns:w14="http://schemas.microsoft.com/office/word/2010/wordml" xmlns:w15="http://schemas.microsoft.com/office/word/2012/wordml" xmlns:w16cid="http://schemas.microsoft.com/office/word/2016/wordml/cid" xmlns:w16se="http://schemas.microsoft.com/office/word/2015/wordml/symex" xmlns:wpg="http://schemas.microsoft.com/office/word/2010/wordprocessingGroup" xmlns:wpi="http://schemas.microsoft.com/office/word/2010/wordprocessingInk" xmlns:wne="http://schemas.microsoft.com/office/word/2006/wordml" xmlns:wps="http://schemas.microsoft.com/office/word/2010/wordprocessingShape" mc:Ignorable="w14 w15 w16se w16cid wp14">
+<w:document xmlns:wpc="http://schemas.microsoft.com/office/word/2010/wordprocessingCanvas" xmlns:cx="http://schemas.microsoft.com/office/drawing/2014/chartex" xmlns:cx1="http://schemas.microsoft.com/office/drawing/2015/9/8/chartex" xmlns:cx2="http://schemas.microsoft.com/office/drawing/2015/10/21/chartex" xmlns:cx3="http://schemas.microsoft.com/office/drawing/2016/5/9/chartex" xmlns:cx4="http://schemas.microsoft.com/office/drawing/2016/5/10/chartex" xmlns:cx5="http://schemas.microsoft.com/office/drawing/2016/5/11/chartex" xmlns:cx6="http://schemas.microsoft.com/office/drawing/2016/5/12/chartex" xmlns:cx7="http://schemas.microsoft.com/office/drawing/2016/5/13/chartex" xmlns:cx8="http://schemas.microsoft.com/office/drawing/2016/5/14/chartex" xmlns:mc="http://schemas.openxmlformats.org/markup-compatibility/2006" xmlns:aink="http://schemas.microsoft.com/office/drawing/2016/ink" xmlns:am3d="http://schemas.microsoft.com/office/drawing/2017/model3d" xmlns:o="urn:schemas-microsoft-com:office:office" xmlns:oel="http://schemas.microsoft.com/office/2019/extlst" xmlns:r="http://schemas.openxmlformats.org/officeDocument/2006/relationships" xmlns:m="http://schemas.openxmlformats.org/officeDocument/2006/math" xmlns:v="urn:schemas-microsoft-com:vml" xmlns:wp14="http://schemas.microsoft.com/office/word/2010/wordprocessingDrawing" xmlns:wp="http://schemas.openxmlformats.org/drawingml/2006/wordprocessingDrawing" xmlns:w10="urn:schemas-microsoft-com:office:word" xmlns:w="http://schemas.openxmlformats.org/wordprocessingml/2006/main" xmlns:w14="http://schemas.microsoft.com/office/word/2010/wordml" xmlns:w15="http://schemas.microsoft.com/office/word/2012/wordml" xmlns:w16cex="http://schemas.microsoft.com/office/word/2018/wordml/cex" xmlns:w16cid="http://schemas.microsoft.com/office/word/2016/wordml/cid" xmlns:w16="http://schemas.microsoft.com/office/word/2018/wordml" xmlns:w16du="http://schemas.microsoft.com/office/word/2023/wordml/word16du" xmlns:w16sdtdh="http://schemas.microsoft.com/office/word/2020/wordml/sdtdatahash" xmlns:w16sdtfl="http://schemas.microsoft.com/office/word/2024/wordml/sdtformatlock" xmlns:w16se="http://schemas.microsoft.com/office/word/2015/wordml/symex" xmlns:wpg="http://schemas.microsoft.com/office/word/2010/wordprocessingGroup" xmlns:wpi="http://schemas.microsoft.com/office/word/2010/wordprocessingInk" xmlns:wne="http://schemas.microsoft.com/office/word/2006/wordml" xmlns:wps="http://schemas.microsoft.com/office/word/2010/wordprocessingShape" mc:Ignorable="w14 w15 w16se w16cid w16 w16cex w16sdtdh w16sdtfl w16du wp14">
   <w:body>
     <w:p>
       <w:pPr>
@@ -238,7 +238,6 @@
               </w:rPr>
             </w:pPr>
             <w:bookmarkStart w:id="2" w:name="_Hlk105432603"/>
-            <w:proofErr w:type="spellStart"/>
             <w:r>
               <w:rPr>
                 <w:rFonts w:ascii="Regesto Grotesk" w:eastAsia="Arial" w:hAnsi="Regesto Grotesk" w:cs="Arial"/>
@@ -246,17 +245,7 @@
                 <w:sz w:val="14"/>
                 <w:szCs w:val="14"/>
               </w:rPr>
-              <w:t>N°</w:t>
-            </w:r>
-            <w:proofErr w:type="spellEnd"/>
-            <w:r>
-              <w:rPr>
-                <w:rFonts w:ascii="Regesto Grotesk" w:eastAsia="Arial" w:hAnsi="Regesto Grotesk" w:cs="Arial"/>
-                <w:b/>
-                <w:sz w:val="14"/>
-                <w:szCs w:val="14"/>
-              </w:rPr>
-              <w:t xml:space="preserve"> de Oficio de la Orden de Auditoría</w:t>
+              <w:t>N° de Oficio de la Orden de Auditoría</w:t>
             </w:r>
           </w:p>
         </w:tc>
@@ -284,7 +273,6 @@
                 <w:szCs w:val="14"/>
               </w:rPr>
             </w:pPr>
-            <w:proofErr w:type="spellStart"/>
             <w:r>
               <w:rPr>
                 <w:rFonts w:ascii="Regesto Grotesk" w:eastAsia="Arial" w:hAnsi="Regesto Grotesk" w:cs="Arial"/>
@@ -292,17 +280,7 @@
                 <w:sz w:val="14"/>
                 <w:szCs w:val="14"/>
               </w:rPr>
-              <w:t>N°</w:t>
-            </w:r>
-            <w:proofErr w:type="spellEnd"/>
-            <w:r>
-              <w:rPr>
-                <w:rFonts w:ascii="Regesto Grotesk" w:eastAsia="Arial" w:hAnsi="Regesto Grotesk" w:cs="Arial"/>
-                <w:b/>
-                <w:sz w:val="14"/>
-                <w:szCs w:val="14"/>
-              </w:rPr>
-              <w:t xml:space="preserve"> de Auditoría</w:t>
+              <w:t>N° de Auditoría</w:t>
             </w:r>
           </w:p>
         </w:tc>
@@ -1397,6 +1375,7 @@
                 <w:sz w:val="14"/>
                 <w:szCs w:val="14"/>
               </w:rPr>
+              <w:lastRenderedPageBreak/>
               <w:t>Comparecencia</w:t>
             </w:r>
           </w:p>
@@ -2342,8 +2321,6 @@
         </w:rPr>
         <w:tab/>
       </w:r>
-      <w:bookmarkStart w:id="17" w:name="_GoBack"/>
-      <w:bookmarkEnd w:id="17"/>
       <w:r>
         <w:rPr>
           <w:rFonts w:ascii="Regesto Grotesk" w:hAnsi="Regesto Grotesk"/>
@@ -2375,8 +2352,12 @@
       </w:r>
     </w:p>
     <w:sectPr>
-      <w:headerReference w:type="default" r:id="rId11"/>
-      <w:footerReference w:type="default" r:id="rId12"/>
+      <w:headerReference w:type="even" r:id="rId11"/>
+      <w:headerReference w:type="default" r:id="rId12"/>
+      <w:footerReference w:type="even" r:id="rId13"/>
+      <w:footerReference w:type="default" r:id="rId14"/>
+      <w:headerReference w:type="first" r:id="rId15"/>
+      <w:footerReference w:type="first" r:id="rId16"/>
       <w:pgSz w:w="12240" w:h="15840"/>
       <w:pgMar w:top="567" w:right="1134" w:bottom="1134" w:left="1134" w:header="567" w:footer="155" w:gutter="0"/>
       <w:cols w:space="708"/>
@@ -2387,7 +2368,7 @@
 </file>
 
 <file path=word/comments.xml><?xml version="1.0" encoding="utf-8"?>
-<w:comments xmlns:wpc="http://schemas.microsoft.com/office/word/2010/wordprocessingCanvas" xmlns:cx="http://schemas.microsoft.com/office/drawing/2014/chartex" xmlns:cx1="http://schemas.microsoft.com/office/drawing/2015/9/8/chartex" xmlns:cx2="http://schemas.microsoft.com/office/drawing/2015/10/21/chartex" xmlns:cx3="http://schemas.microsoft.com/office/drawing/2016/5/9/chartex" xmlns:cx4="http://schemas.microsoft.com/office/drawing/2016/5/10/chartex" xmlns:cx5="http://schemas.microsoft.com/office/drawing/2016/5/11/chartex" xmlns:cx6="http://schemas.microsoft.com/office/drawing/2016/5/12/chartex" xmlns:cx7="http://schemas.microsoft.com/office/drawing/2016/5/13/chartex" xmlns:cx8="http://schemas.microsoft.com/office/drawing/2016/5/14/chartex" xmlns:mc="http://schemas.openxmlformats.org/markup-compatibility/2006" xmlns:aink="http://schemas.microsoft.com/office/drawing/2016/ink" xmlns:am3d="http://schemas.microsoft.com/office/drawing/2017/model3d" xmlns:o="urn:schemas-microsoft-com:office:office" xmlns:r="http://schemas.openxmlformats.org/officeDocument/2006/relationships" xmlns:m="http://schemas.openxmlformats.org/officeDocument/2006/math" xmlns:v="urn:schemas-microsoft-com:vml" xmlns:wp14="http://schemas.microsoft.com/office/word/2010/wordprocessingDrawing" xmlns:wp="http://schemas.openxmlformats.org/drawingml/2006/wordprocessingDrawing" xmlns:w10="urn:schemas-microsoft-com:office:word" xmlns:w="http://schemas.openxmlformats.org/wordprocessingml/2006/main" xmlns:w14="http://schemas.microsoft.com/office/word/2010/wordml" xmlns:w15="http://schemas.microsoft.com/office/word/2012/wordml" xmlns:w16cid="http://schemas.microsoft.com/office/word/2016/wordml/cid" xmlns:w16se="http://schemas.microsoft.com/office/word/2015/wordml/symex" xmlns:wpg="http://schemas.microsoft.com/office/word/2010/wordprocessingGroup" xmlns:wpi="http://schemas.microsoft.com/office/word/2010/wordprocessingInk" xmlns:wne="http://schemas.microsoft.com/office/word/2006/wordml" xmlns:wps="http://schemas.microsoft.com/office/word/2010/wordprocessingShape" mc:Ignorable="w14 w15 w16se w16cid wp14">
+<w:comments xmlns:wpc="http://schemas.microsoft.com/office/word/2010/wordprocessingCanvas" xmlns:cx="http://schemas.microsoft.com/office/drawing/2014/chartex" xmlns:cx1="http://schemas.microsoft.com/office/drawing/2015/9/8/chartex" xmlns:cx2="http://schemas.microsoft.com/office/drawing/2015/10/21/chartex" xmlns:cx3="http://schemas.microsoft.com/office/drawing/2016/5/9/chartex" xmlns:cx4="http://schemas.microsoft.com/office/drawing/2016/5/10/chartex" xmlns:cx5="http://schemas.microsoft.com/office/drawing/2016/5/11/chartex" xmlns:cx6="http://schemas.microsoft.com/office/drawing/2016/5/12/chartex" xmlns:cx7="http://schemas.microsoft.com/office/drawing/2016/5/13/chartex" xmlns:cx8="http://schemas.microsoft.com/office/drawing/2016/5/14/chartex" xmlns:mc="http://schemas.openxmlformats.org/markup-compatibility/2006" xmlns:aink="http://schemas.microsoft.com/office/drawing/2016/ink" xmlns:am3d="http://schemas.microsoft.com/office/drawing/2017/model3d" xmlns:o="urn:schemas-microsoft-com:office:office" xmlns:oel="http://schemas.microsoft.com/office/2019/extlst" xmlns:r="http://schemas.openxmlformats.org/officeDocument/2006/relationships" xmlns:m="http://schemas.openxmlformats.org/officeDocument/2006/math" xmlns:v="urn:schemas-microsoft-com:vml" xmlns:wp14="http://schemas.microsoft.com/office/word/2010/wordprocessingDrawing" xmlns:wp="http://schemas.openxmlformats.org/drawingml/2006/wordprocessingDrawing" xmlns:w10="urn:schemas-microsoft-com:office:word" xmlns:w="http://schemas.openxmlformats.org/wordprocessingml/2006/main" xmlns:w14="http://schemas.microsoft.com/office/word/2010/wordml" xmlns:w15="http://schemas.microsoft.com/office/word/2012/wordml" xmlns:w16cex="http://schemas.microsoft.com/office/word/2018/wordml/cex" xmlns:w16cid="http://schemas.microsoft.com/office/word/2016/wordml/cid" xmlns:w16="http://schemas.microsoft.com/office/word/2018/wordml" xmlns:w16du="http://schemas.microsoft.com/office/word/2023/wordml/word16du" xmlns:w16sdtdh="http://schemas.microsoft.com/office/word/2020/wordml/sdtdatahash" xmlns:w16sdtfl="http://schemas.microsoft.com/office/word/2024/wordml/sdtformatlock" xmlns:w16se="http://schemas.microsoft.com/office/word/2015/wordml/symex" xmlns:wpg="http://schemas.microsoft.com/office/word/2010/wordprocessingGroup" xmlns:wpi="http://schemas.microsoft.com/office/word/2010/wordprocessingInk" xmlns:wne="http://schemas.microsoft.com/office/word/2006/wordml" xmlns:wps="http://schemas.microsoft.com/office/word/2010/wordprocessingShape" mc:Ignorable="w14 w15 w16se w16cid w16 w16cex w16sdtdh w16sdtfl w16du wp14">
   <w:comment w:id="1" w:author="MELISSA FERNANDA DUARTE MANZANO" w:date="2025-01-15T12:54:00Z" w:initials="MFDM">
     <w:p>
       <w:pPr>
@@ -2779,7 +2760,7 @@
 </file>
 
 <file path=word/commentsExtended.xml><?xml version="1.0" encoding="utf-8"?>
-<w15:commentsEx xmlns:wpc="http://schemas.microsoft.com/office/word/2010/wordprocessingCanvas" xmlns:cx="http://schemas.microsoft.com/office/drawing/2014/chartex" xmlns:cx1="http://schemas.microsoft.com/office/drawing/2015/9/8/chartex" xmlns:cx2="http://schemas.microsoft.com/office/drawing/2015/10/21/chartex" xmlns:cx3="http://schemas.microsoft.com/office/drawing/2016/5/9/chartex" xmlns:cx4="http://schemas.microsoft.com/office/drawing/2016/5/10/chartex" xmlns:cx5="http://schemas.microsoft.com/office/drawing/2016/5/11/chartex" xmlns:cx6="http://schemas.microsoft.com/office/drawing/2016/5/12/chartex" xmlns:cx7="http://schemas.microsoft.com/office/drawing/2016/5/13/chartex" xmlns:cx8="http://schemas.microsoft.com/office/drawing/2016/5/14/chartex" xmlns:mc="http://schemas.openxmlformats.org/markup-compatibility/2006" xmlns:aink="http://schemas.microsoft.com/office/drawing/2016/ink" xmlns:am3d="http://schemas.microsoft.com/office/drawing/2017/model3d" xmlns:o="urn:schemas-microsoft-com:office:office" xmlns:r="http://schemas.openxmlformats.org/officeDocument/2006/relationships" xmlns:m="http://schemas.openxmlformats.org/officeDocument/2006/math" xmlns:v="urn:schemas-microsoft-com:vml" xmlns:wp14="http://schemas.microsoft.com/office/word/2010/wordprocessingDrawing" xmlns:wp="http://schemas.openxmlformats.org/drawingml/2006/wordprocessingDrawing" xmlns:w10="urn:schemas-microsoft-com:office:word" xmlns:w="http://schemas.openxmlformats.org/wordprocessingml/2006/main" xmlns:w14="http://schemas.microsoft.com/office/word/2010/wordml" xmlns:w15="http://schemas.microsoft.com/office/word/2012/wordml" xmlns:w16cid="http://schemas.microsoft.com/office/word/2016/wordml/cid" xmlns:w16se="http://schemas.microsoft.com/office/word/2015/wordml/symex" xmlns:wpg="http://schemas.microsoft.com/office/word/2010/wordprocessingGroup" xmlns:wpi="http://schemas.microsoft.com/office/word/2010/wordprocessingInk" xmlns:wne="http://schemas.microsoft.com/office/word/2006/wordml" xmlns:wps="http://schemas.microsoft.com/office/word/2010/wordprocessingShape" mc:Ignorable="w14 w15 w16se w16cid wp14">
+<w15:commentsEx xmlns:wpc="http://schemas.microsoft.com/office/word/2010/wordprocessingCanvas" xmlns:cx="http://schemas.microsoft.com/office/drawing/2014/chartex" xmlns:cx1="http://schemas.microsoft.com/office/drawing/2015/9/8/chartex" xmlns:cx2="http://schemas.microsoft.com/office/drawing/2015/10/21/chartex" xmlns:cx3="http://schemas.microsoft.com/office/drawing/2016/5/9/chartex" xmlns:cx4="http://schemas.microsoft.com/office/drawing/2016/5/10/chartex" xmlns:cx5="http://schemas.microsoft.com/office/drawing/2016/5/11/chartex" xmlns:cx6="http://schemas.microsoft.com/office/drawing/2016/5/12/chartex" xmlns:cx7="http://schemas.microsoft.com/office/drawing/2016/5/13/chartex" xmlns:cx8="http://schemas.microsoft.com/office/drawing/2016/5/14/chartex" xmlns:mc="http://schemas.openxmlformats.org/markup-compatibility/2006" xmlns:aink="http://schemas.microsoft.com/office/drawing/2016/ink" xmlns:am3d="http://schemas.microsoft.com/office/drawing/2017/model3d" xmlns:o="urn:schemas-microsoft-com:office:office" xmlns:oel="http://schemas.microsoft.com/office/2019/extlst" xmlns:r="http://schemas.openxmlformats.org/officeDocument/2006/relationships" xmlns:m="http://schemas.openxmlformats.org/officeDocument/2006/math" xmlns:v="urn:schemas-microsoft-com:vml" xmlns:wp14="http://schemas.microsoft.com/office/word/2010/wordprocessingDrawing" xmlns:wp="http://schemas.openxmlformats.org/drawingml/2006/wordprocessingDrawing" xmlns:w10="urn:schemas-microsoft-com:office:word" xmlns:w="http://schemas.openxmlformats.org/wordprocessingml/2006/main" xmlns:w14="http://schemas.microsoft.com/office/word/2010/wordml" xmlns:w15="http://schemas.microsoft.com/office/word/2012/wordml" xmlns:w16cex="http://schemas.microsoft.com/office/word/2018/wordml/cex" xmlns:w16cid="http://schemas.microsoft.com/office/word/2016/wordml/cid" xmlns:w16="http://schemas.microsoft.com/office/word/2018/wordml" xmlns:w16du="http://schemas.microsoft.com/office/word/2023/wordml/word16du" xmlns:w16sdtdh="http://schemas.microsoft.com/office/word/2020/wordml/sdtdatahash" xmlns:w16sdtfl="http://schemas.microsoft.com/office/word/2024/wordml/sdtformatlock" xmlns:w16se="http://schemas.microsoft.com/office/word/2015/wordml/symex" xmlns:wpg="http://schemas.microsoft.com/office/word/2010/wordprocessingGroup" xmlns:wpi="http://schemas.microsoft.com/office/word/2010/wordprocessingInk" xmlns:wne="http://schemas.microsoft.com/office/word/2006/wordml" xmlns:wps="http://schemas.microsoft.com/office/word/2010/wordprocessingShape" mc:Ignorable="w14 w15 w16se w16cid w16 w16cex w16sdtdh w16sdtfl w16du wp14">
   <w15:commentEx w15:paraId="01CF4611" w15:done="0"/>
   <w15:commentEx w15:paraId="350D035B" w15:done="0"/>
   <w15:commentEx w15:paraId="4F469CAA" w15:done="0"/>
@@ -2799,7 +2780,7 @@
 </file>
 
 <file path=word/commentsIds.xml><?xml version="1.0" encoding="utf-8"?>
-<w16cid:commentsIds xmlns:wpc="http://schemas.microsoft.com/office/word/2010/wordprocessingCanvas" xmlns:cx="http://schemas.microsoft.com/office/drawing/2014/chartex" xmlns:cx1="http://schemas.microsoft.com/office/drawing/2015/9/8/chartex" xmlns:cx2="http://schemas.microsoft.com/office/drawing/2015/10/21/chartex" xmlns:cx3="http://schemas.microsoft.com/office/drawing/2016/5/9/chartex" xmlns:cx4="http://schemas.microsoft.com/office/drawing/2016/5/10/chartex" xmlns:cx5="http://schemas.microsoft.com/office/drawing/2016/5/11/chartex" xmlns:cx6="http://schemas.microsoft.com/office/drawing/2016/5/12/chartex" xmlns:cx7="http://schemas.microsoft.com/office/drawing/2016/5/13/chartex" xmlns:cx8="http://schemas.microsoft.com/office/drawing/2016/5/14/chartex" xmlns:mc="http://schemas.openxmlformats.org/markup-compatibility/2006" xmlns:aink="http://schemas.microsoft.com/office/drawing/2016/ink" xmlns:am3d="http://schemas.microsoft.com/office/drawing/2017/model3d" xmlns:o="urn:schemas-microsoft-com:office:office" xmlns:r="http://schemas.openxmlformats.org/officeDocument/2006/relationships" xmlns:m="http://schemas.openxmlformats.org/officeDocument/2006/math" xmlns:v="urn:schemas-microsoft-com:vml" xmlns:wp14="http://schemas.microsoft.com/office/word/2010/wordprocessingDrawing" xmlns:wp="http://schemas.openxmlformats.org/drawingml/2006/wordprocessingDrawing" xmlns:w10="urn:schemas-microsoft-com:office:word" xmlns:w="http://schemas.openxmlformats.org/wordprocessingml/2006/main" xmlns:w14="http://schemas.microsoft.com/office/word/2010/wordml" xmlns:w15="http://schemas.microsoft.com/office/word/2012/wordml" xmlns:w16cid="http://schemas.microsoft.com/office/word/2016/wordml/cid" xmlns:w16se="http://schemas.microsoft.com/office/word/2015/wordml/symex" xmlns:wpg="http://schemas.microsoft.com/office/word/2010/wordprocessingGroup" xmlns:wpi="http://schemas.microsoft.com/office/word/2010/wordprocessingInk" xmlns:wne="http://schemas.microsoft.com/office/word/2006/wordml" xmlns:wps="http://schemas.microsoft.com/office/word/2010/wordprocessingShape" mc:Ignorable="w14 w15 w16se w16cid wp14">
+<w16cid:commentsIds xmlns:wpc="http://schemas.microsoft.com/office/word/2010/wordprocessingCanvas" xmlns:cx="http://schemas.microsoft.com/office/drawing/2014/chartex" xmlns:cx1="http://schemas.microsoft.com/office/drawing/2015/9/8/chartex" xmlns:cx2="http://schemas.microsoft.com/office/drawing/2015/10/21/chartex" xmlns:cx3="http://schemas.microsoft.com/office/drawing/2016/5/9/chartex" xmlns:cx4="http://schemas.microsoft.com/office/drawing/2016/5/10/chartex" xmlns:cx5="http://schemas.microsoft.com/office/drawing/2016/5/11/chartex" xmlns:cx6="http://schemas.microsoft.com/office/drawing/2016/5/12/chartex" xmlns:cx7="http://schemas.microsoft.com/office/drawing/2016/5/13/chartex" xmlns:cx8="http://schemas.microsoft.com/office/drawing/2016/5/14/chartex" xmlns:mc="http://schemas.openxmlformats.org/markup-compatibility/2006" xmlns:aink="http://schemas.microsoft.com/office/drawing/2016/ink" xmlns:am3d="http://schemas.microsoft.com/office/drawing/2017/model3d" xmlns:o="urn:schemas-microsoft-com:office:office" xmlns:oel="http://schemas.microsoft.com/office/2019/extlst" xmlns:r="http://schemas.openxmlformats.org/officeDocument/2006/relationships" xmlns:m="http://schemas.openxmlformats.org/officeDocument/2006/math" xmlns:v="urn:schemas-microsoft-com:vml" xmlns:wp14="http://schemas.microsoft.com/office/word/2010/wordprocessingDrawing" xmlns:wp="http://schemas.openxmlformats.org/drawingml/2006/wordprocessingDrawing" xmlns:w10="urn:schemas-microsoft-com:office:word" xmlns:w="http://schemas.openxmlformats.org/wordprocessingml/2006/main" xmlns:w14="http://schemas.microsoft.com/office/word/2010/wordml" xmlns:w15="http://schemas.microsoft.com/office/word/2012/wordml" xmlns:w16cex="http://schemas.microsoft.com/office/word/2018/wordml/cex" xmlns:w16cid="http://schemas.microsoft.com/office/word/2016/wordml/cid" xmlns:w16="http://schemas.microsoft.com/office/word/2018/wordml" xmlns:w16du="http://schemas.microsoft.com/office/word/2023/wordml/word16du" xmlns:w16sdtdh="http://schemas.microsoft.com/office/word/2020/wordml/sdtdatahash" xmlns:w16sdtfl="http://schemas.microsoft.com/office/word/2024/wordml/sdtformatlock" xmlns:w16se="http://schemas.microsoft.com/office/word/2015/wordml/symex" xmlns:wpg="http://schemas.microsoft.com/office/word/2010/wordprocessingGroup" xmlns:wpi="http://schemas.microsoft.com/office/word/2010/wordprocessingInk" xmlns:wne="http://schemas.microsoft.com/office/word/2006/wordml" xmlns:wps="http://schemas.microsoft.com/office/word/2010/wordprocessingShape" mc:Ignorable="w14 w15 w16se w16cid w16 w16cex w16sdtdh w16sdtfl w16du wp14">
   <w16cid:commentId w16cid:paraId="01CF4611" w16cid:durableId="2B322EA1"/>
   <w16cid:commentId w16cid:paraId="350D035B" w16cid:durableId="260AAFA8"/>
   <w16cid:commentId w16cid:paraId="4F469CAA" w16cid:durableId="260AAE80"/>
@@ -2819,7 +2800,7 @@
 </file>
 
 <file path=word/endnotes.xml><?xml version="1.0" encoding="utf-8"?>
-<w:endnotes xmlns:wpc="http://schemas.microsoft.com/office/word/2010/wordprocessingCanvas" xmlns:cx="http://schemas.microsoft.com/office/drawing/2014/chartex" xmlns:cx1="http://schemas.microsoft.com/office/drawing/2015/9/8/chartex" xmlns:cx2="http://schemas.microsoft.com/office/drawing/2015/10/21/chartex" xmlns:cx3="http://schemas.microsoft.com/office/drawing/2016/5/9/chartex" xmlns:cx4="http://schemas.microsoft.com/office/drawing/2016/5/10/chartex" xmlns:cx5="http://schemas.microsoft.com/office/drawing/2016/5/11/chartex" xmlns:cx6="http://schemas.microsoft.com/office/drawing/2016/5/12/chartex" xmlns:cx7="http://schemas.microsoft.com/office/drawing/2016/5/13/chartex" xmlns:cx8="http://schemas.microsoft.com/office/drawing/2016/5/14/chartex" xmlns:mc="http://schemas.openxmlformats.org/markup-compatibility/2006" xmlns:aink="http://schemas.microsoft.com/office/drawing/2016/ink" xmlns:am3d="http://schemas.microsoft.com/office/drawing/2017/model3d" xmlns:o="urn:schemas-microsoft-com:office:office" xmlns:r="http://schemas.openxmlformats.org/officeDocument/2006/relationships" xmlns:m="http://schemas.openxmlformats.org/officeDocument/2006/math" xmlns:v="urn:schemas-microsoft-com:vml" xmlns:wp14="http://schemas.microsoft.com/office/word/2010/wordprocessingDrawing" xmlns:wp="http://schemas.openxmlformats.org/drawingml/2006/wordprocessingDrawing" xmlns:w10="urn:schemas-microsoft-com:office:word" xmlns:w="http://schemas.openxmlformats.org/wordprocessingml/2006/main" xmlns:w14="http://schemas.microsoft.com/office/word/2010/wordml" xmlns:w15="http://schemas.microsoft.com/office/word/2012/wordml" xmlns:w16cid="http://schemas.microsoft.com/office/word/2016/wordml/cid" xmlns:w16se="http://schemas.microsoft.com/office/word/2015/wordml/symex" xmlns:wpg="http://schemas.microsoft.com/office/word/2010/wordprocessingGroup" xmlns:wpi="http://schemas.microsoft.com/office/word/2010/wordprocessingInk" xmlns:wne="http://schemas.microsoft.com/office/word/2006/wordml" xmlns:wps="http://schemas.microsoft.com/office/word/2010/wordprocessingShape" mc:Ignorable="w14 w15 w16se w16cid wp14">
+<w:endnotes xmlns:wpc="http://schemas.microsoft.com/office/word/2010/wordprocessingCanvas" xmlns:cx="http://schemas.microsoft.com/office/drawing/2014/chartex" xmlns:cx1="http://schemas.microsoft.com/office/drawing/2015/9/8/chartex" xmlns:cx2="http://schemas.microsoft.com/office/drawing/2015/10/21/chartex" xmlns:cx3="http://schemas.microsoft.com/office/drawing/2016/5/9/chartex" xmlns:cx4="http://schemas.microsoft.com/office/drawing/2016/5/10/chartex" xmlns:cx5="http://schemas.microsoft.com/office/drawing/2016/5/11/chartex" xmlns:cx6="http://schemas.microsoft.com/office/drawing/2016/5/12/chartex" xmlns:cx7="http://schemas.microsoft.com/office/drawing/2016/5/13/chartex" xmlns:cx8="http://schemas.microsoft.com/office/drawing/2016/5/14/chartex" xmlns:mc="http://schemas.openxmlformats.org/markup-compatibility/2006" xmlns:aink="http://schemas.microsoft.com/office/drawing/2016/ink" xmlns:am3d="http://schemas.microsoft.com/office/drawing/2017/model3d" xmlns:o="urn:schemas-microsoft-com:office:office" xmlns:oel="http://schemas.microsoft.com/office/2019/extlst" xmlns:r="http://schemas.openxmlformats.org/officeDocument/2006/relationships" xmlns:m="http://schemas.openxmlformats.org/officeDocument/2006/math" xmlns:v="urn:schemas-microsoft-com:vml" xmlns:wp14="http://schemas.microsoft.com/office/word/2010/wordprocessingDrawing" xmlns:wp="http://schemas.openxmlformats.org/drawingml/2006/wordprocessingDrawing" xmlns:w10="urn:schemas-microsoft-com:office:word" xmlns:w="http://schemas.openxmlformats.org/wordprocessingml/2006/main" xmlns:w14="http://schemas.microsoft.com/office/word/2010/wordml" xmlns:w15="http://schemas.microsoft.com/office/word/2012/wordml" xmlns:w16cex="http://schemas.microsoft.com/office/word/2018/wordml/cex" xmlns:w16cid="http://schemas.microsoft.com/office/word/2016/wordml/cid" xmlns:w16="http://schemas.microsoft.com/office/word/2018/wordml" xmlns:w16du="http://schemas.microsoft.com/office/word/2023/wordml/word16du" xmlns:w16sdtdh="http://schemas.microsoft.com/office/word/2020/wordml/sdtdatahash" xmlns:w16sdtfl="http://schemas.microsoft.com/office/word/2024/wordml/sdtformatlock" xmlns:w16se="http://schemas.microsoft.com/office/word/2015/wordml/symex" xmlns:wpg="http://schemas.microsoft.com/office/word/2010/wordprocessingGroup" xmlns:wpi="http://schemas.microsoft.com/office/word/2010/wordprocessingInk" xmlns:wne="http://schemas.microsoft.com/office/word/2006/wordml" xmlns:wps="http://schemas.microsoft.com/office/word/2010/wordprocessingShape" mc:Ignorable="w14 w15 w16se w16cid w16 w16cex w16sdtdh w16sdtfl w16du wp14">
   <w:endnote w:type="separator" w:id="-1">
     <w:p>
       <w:pPr>
@@ -2844,7 +2825,17 @@
 </file>
 
 <file path=word/footer1.xml><?xml version="1.0" encoding="utf-8"?>
-<w:ftr xmlns:wpc="http://schemas.microsoft.com/office/word/2010/wordprocessingCanvas" xmlns:cx="http://schemas.microsoft.com/office/drawing/2014/chartex" xmlns:cx1="http://schemas.microsoft.com/office/drawing/2015/9/8/chartex" xmlns:cx2="http://schemas.microsoft.com/office/drawing/2015/10/21/chartex" xmlns:cx3="http://schemas.microsoft.com/office/drawing/2016/5/9/chartex" xmlns:cx4="http://schemas.microsoft.com/office/drawing/2016/5/10/chartex" xmlns:cx5="http://schemas.microsoft.com/office/drawing/2016/5/11/chartex" xmlns:cx6="http://schemas.microsoft.com/office/drawing/2016/5/12/chartex" xmlns:cx7="http://schemas.microsoft.com/office/drawing/2016/5/13/chartex" xmlns:cx8="http://schemas.microsoft.com/office/drawing/2016/5/14/chartex" xmlns:mc="http://schemas.openxmlformats.org/markup-compatibility/2006" xmlns:aink="http://schemas.microsoft.com/office/drawing/2016/ink" xmlns:am3d="http://schemas.microsoft.com/office/drawing/2017/model3d" xmlns:o="urn:schemas-microsoft-com:office:office" xmlns:r="http://schemas.openxmlformats.org/officeDocument/2006/relationships" xmlns:m="http://schemas.openxmlformats.org/officeDocument/2006/math" xmlns:v="urn:schemas-microsoft-com:vml" xmlns:wp14="http://schemas.microsoft.com/office/word/2010/wordprocessingDrawing" xmlns:wp="http://schemas.openxmlformats.org/drawingml/2006/wordprocessingDrawing" xmlns:w10="urn:schemas-microsoft-com:office:word" xmlns:w="http://schemas.openxmlformats.org/wordprocessingml/2006/main" xmlns:w14="http://schemas.microsoft.com/office/word/2010/wordml" xmlns:w15="http://schemas.microsoft.com/office/word/2012/wordml" xmlns:w16cid="http://schemas.microsoft.com/office/word/2016/wordml/cid" xmlns:w16se="http://schemas.microsoft.com/office/word/2015/wordml/symex" xmlns:wpg="http://schemas.microsoft.com/office/word/2010/wordprocessingGroup" xmlns:wpi="http://schemas.microsoft.com/office/word/2010/wordprocessingInk" xmlns:wne="http://schemas.microsoft.com/office/word/2006/wordml" xmlns:wps="http://schemas.microsoft.com/office/word/2010/wordprocessingShape" mc:Ignorable="w14 w15 w16se w16cid wp14">
+<w:ftr xmlns:wpc="http://schemas.microsoft.com/office/word/2010/wordprocessingCanvas" xmlns:cx="http://schemas.microsoft.com/office/drawing/2014/chartex" xmlns:cx1="http://schemas.microsoft.com/office/drawing/2015/9/8/chartex" xmlns:cx2="http://schemas.microsoft.com/office/drawing/2015/10/21/chartex" xmlns:cx3="http://schemas.microsoft.com/office/drawing/2016/5/9/chartex" xmlns:cx4="http://schemas.microsoft.com/office/drawing/2016/5/10/chartex" xmlns:cx5="http://schemas.microsoft.com/office/drawing/2016/5/11/chartex" xmlns:cx6="http://schemas.microsoft.com/office/drawing/2016/5/12/chartex" xmlns:cx7="http://schemas.microsoft.com/office/drawing/2016/5/13/chartex" xmlns:cx8="http://schemas.microsoft.com/office/drawing/2016/5/14/chartex" xmlns:mc="http://schemas.openxmlformats.org/markup-compatibility/2006" xmlns:aink="http://schemas.microsoft.com/office/drawing/2016/ink" xmlns:am3d="http://schemas.microsoft.com/office/drawing/2017/model3d" xmlns:o="urn:schemas-microsoft-com:office:office" xmlns:oel="http://schemas.microsoft.com/office/2019/extlst" xmlns:r="http://schemas.openxmlformats.org/officeDocument/2006/relationships" xmlns:m="http://schemas.openxmlformats.org/officeDocument/2006/math" xmlns:v="urn:schemas-microsoft-com:vml" xmlns:wp14="http://schemas.microsoft.com/office/word/2010/wordprocessingDrawing" xmlns:wp="http://schemas.openxmlformats.org/drawingml/2006/wordprocessingDrawing" xmlns:w10="urn:schemas-microsoft-com:office:word" xmlns:w="http://schemas.openxmlformats.org/wordprocessingml/2006/main" xmlns:w14="http://schemas.microsoft.com/office/word/2010/wordml" xmlns:w15="http://schemas.microsoft.com/office/word/2012/wordml" xmlns:w16cex="http://schemas.microsoft.com/office/word/2018/wordml/cex" xmlns:w16cid="http://schemas.microsoft.com/office/word/2016/wordml/cid" xmlns:w16="http://schemas.microsoft.com/office/word/2018/wordml" xmlns:w16du="http://schemas.microsoft.com/office/word/2023/wordml/word16du" xmlns:w16sdtdh="http://schemas.microsoft.com/office/word/2020/wordml/sdtdatahash" xmlns:w16sdtfl="http://schemas.microsoft.com/office/word/2024/wordml/sdtformatlock" xmlns:w16se="http://schemas.microsoft.com/office/word/2015/wordml/symex" xmlns:wpg="http://schemas.microsoft.com/office/word/2010/wordprocessingGroup" xmlns:wpi="http://schemas.microsoft.com/office/word/2010/wordprocessingInk" xmlns:wne="http://schemas.microsoft.com/office/word/2006/wordml" xmlns:wps="http://schemas.microsoft.com/office/word/2010/wordprocessingShape" mc:Ignorable="w14 w15 w16se w16cid w16 w16cex w16sdtdh w16sdtfl w16du wp14">
+  <w:p>
+    <w:pPr>
+      <w:pStyle w:val="Piedepgina"/>
+    </w:pPr>
+  </w:p>
+</w:ftr>
+</file>
+
+<file path=word/footer2.xml><?xml version="1.0" encoding="utf-8"?>
+<w:ftr xmlns:wpc="http://schemas.microsoft.com/office/word/2010/wordprocessingCanvas" xmlns:cx="http://schemas.microsoft.com/office/drawing/2014/chartex" xmlns:cx1="http://schemas.microsoft.com/office/drawing/2015/9/8/chartex" xmlns:cx2="http://schemas.microsoft.com/office/drawing/2015/10/21/chartex" xmlns:cx3="http://schemas.microsoft.com/office/drawing/2016/5/9/chartex" xmlns:cx4="http://schemas.microsoft.com/office/drawing/2016/5/10/chartex" xmlns:cx5="http://schemas.microsoft.com/office/drawing/2016/5/11/chartex" xmlns:cx6="http://schemas.microsoft.com/office/drawing/2016/5/12/chartex" xmlns:cx7="http://schemas.microsoft.com/office/drawing/2016/5/13/chartex" xmlns:cx8="http://schemas.microsoft.com/office/drawing/2016/5/14/chartex" xmlns:mc="http://schemas.openxmlformats.org/markup-compatibility/2006" xmlns:aink="http://schemas.microsoft.com/office/drawing/2016/ink" xmlns:am3d="http://schemas.microsoft.com/office/drawing/2017/model3d" xmlns:o="urn:schemas-microsoft-com:office:office" xmlns:oel="http://schemas.microsoft.com/office/2019/extlst" xmlns:r="http://schemas.openxmlformats.org/officeDocument/2006/relationships" xmlns:m="http://schemas.openxmlformats.org/officeDocument/2006/math" xmlns:v="urn:schemas-microsoft-com:vml" xmlns:wp14="http://schemas.microsoft.com/office/word/2010/wordprocessingDrawing" xmlns:wp="http://schemas.openxmlformats.org/drawingml/2006/wordprocessingDrawing" xmlns:w10="urn:schemas-microsoft-com:office:word" xmlns:w="http://schemas.openxmlformats.org/wordprocessingml/2006/main" xmlns:w14="http://schemas.microsoft.com/office/word/2010/wordml" xmlns:w15="http://schemas.microsoft.com/office/word/2012/wordml" xmlns:w16cex="http://schemas.microsoft.com/office/word/2018/wordml/cex" xmlns:w16cid="http://schemas.microsoft.com/office/word/2016/wordml/cid" xmlns:w16="http://schemas.microsoft.com/office/word/2018/wordml" xmlns:w16du="http://schemas.microsoft.com/office/word/2023/wordml/word16du" xmlns:w16sdtdh="http://schemas.microsoft.com/office/word/2020/wordml/sdtdatahash" xmlns:w16sdtfl="http://schemas.microsoft.com/office/word/2024/wordml/sdtformatlock" xmlns:w16se="http://schemas.microsoft.com/office/word/2015/wordml/symex" xmlns:wpg="http://schemas.microsoft.com/office/word/2010/wordprocessingGroup" xmlns:wpi="http://schemas.microsoft.com/office/word/2010/wordprocessingInk" xmlns:wne="http://schemas.microsoft.com/office/word/2006/wordml" xmlns:wps="http://schemas.microsoft.com/office/word/2010/wordprocessingShape" mc:Ignorable="w14 w15 w16se w16cid w16 w16cex w16sdtdh w16sdtfl w16du wp14">
   <w:p>
     <w:pPr>
       <w:spacing w:after="0" w:line="240" w:lineRule="auto"/>
@@ -2857,8 +2848,8 @@
         <w:szCs w:val="18"/>
       </w:rPr>
     </w:pPr>
-    <w:bookmarkStart w:id="19" w:name="_Hlk86140406"/>
-    <w:bookmarkStart w:id="20" w:name="_Hlk86140499"/>
+    <w:bookmarkStart w:id="18" w:name="_Hlk86140406"/>
+    <w:bookmarkStart w:id="19" w:name="_Hlk86140499"/>
     <w:r>
       <w:rPr>
         <w:rFonts w:ascii="HelveticaNeueLT Com 65 Md" w:hAnsi="HelveticaNeueLT Com 65 Md"/>
@@ -2867,9 +2858,9 @@
         <w:sz w:val="16"/>
         <w:szCs w:val="18"/>
       </w:rPr>
-      <w:t xml:space="preserve">Av. José María Pino Suárez Sur, </w:t>
+      <w:t>Av. José María Pino Suárez Sur, núms. 104, 106 y 108, Colonia Cinco de Mayo, Toluca, Estado de México, C.P. 50090    Tel. 722 167 84 50</w:t>
     </w:r>
-    <w:proofErr w:type="spellStart"/>
+    <w:bookmarkEnd w:id="18"/>
     <w:r>
       <w:rPr>
         <w:rFonts w:ascii="HelveticaNeueLT Com 65 Md" w:hAnsi="HelveticaNeueLT Com 65 Md"/>
@@ -2878,9 +2869,8 @@
         <w:sz w:val="16"/>
         <w:szCs w:val="18"/>
       </w:rPr>
-      <w:t>núms</w:t>
+      <w:t xml:space="preserve">  (</w:t>
     </w:r>
-    <w:proofErr w:type="spellEnd"/>
     <w:r>
       <w:rPr>
         <w:rFonts w:ascii="HelveticaNeueLT Com 65 Md" w:hAnsi="HelveticaNeueLT Com 65 Md"/>
@@ -2889,9 +2879,8 @@
         <w:sz w:val="16"/>
         <w:szCs w:val="18"/>
       </w:rPr>
-      <w:t xml:space="preserve">. 104, 106 y 108, Colonia Cinco de Mayo, Toluca, Estado de México, C.P. 50090    Tel. 722 167 84 </w:t>
+      <w:t>O</w:t>
     </w:r>
-    <w:proofErr w:type="gramStart"/>
     <w:r>
       <w:rPr>
         <w:rFonts w:ascii="HelveticaNeueLT Com 65 Md" w:hAnsi="HelveticaNeueLT Com 65 Md"/>
@@ -2900,9 +2889,8 @@
         <w:sz w:val="16"/>
         <w:szCs w:val="18"/>
       </w:rPr>
-      <w:t>50</w:t>
+      <w:t xml:space="preserve">pción </w:t>
     </w:r>
-    <w:bookmarkEnd w:id="19"/>
     <w:r>
       <w:rPr>
         <w:rFonts w:ascii="HelveticaNeueLT Com 65 Md" w:hAnsi="HelveticaNeueLT Com 65 Md"/>
@@ -2911,9 +2899,8 @@
         <w:sz w:val="16"/>
         <w:szCs w:val="18"/>
       </w:rPr>
-      <w:t xml:space="preserve">  (</w:t>
+      <w:t>3</w:t>
     </w:r>
-    <w:proofErr w:type="gramEnd"/>
     <w:r>
       <w:rPr>
         <w:rFonts w:ascii="HelveticaNeueLT Com 65 Md" w:hAnsi="HelveticaNeueLT Com 65 Md"/>
@@ -2922,40 +2909,10 @@
         <w:sz w:val="16"/>
         <w:szCs w:val="18"/>
       </w:rPr>
-      <w:t>O</w:t>
-    </w:r>
-    <w:r>
-      <w:rPr>
-        <w:rFonts w:ascii="HelveticaNeueLT Com 65 Md" w:hAnsi="HelveticaNeueLT Com 65 Md"/>
-        <w:color w:val="808080" w:themeColor="background1" w:themeShade="80"/>
-        <w:spacing w:val="-10"/>
-        <w:sz w:val="16"/>
-        <w:szCs w:val="18"/>
-      </w:rPr>
-      <w:t xml:space="preserve">pción </w:t>
-    </w:r>
-    <w:r>
-      <w:rPr>
-        <w:rFonts w:ascii="HelveticaNeueLT Com 65 Md" w:hAnsi="HelveticaNeueLT Com 65 Md"/>
-        <w:color w:val="808080" w:themeColor="background1" w:themeShade="80"/>
-        <w:spacing w:val="-10"/>
-        <w:sz w:val="16"/>
-        <w:szCs w:val="18"/>
-      </w:rPr>
-      <w:t>3</w:t>
-    </w:r>
-    <w:r>
-      <w:rPr>
-        <w:rFonts w:ascii="HelveticaNeueLT Com 65 Md" w:hAnsi="HelveticaNeueLT Com 65 Md"/>
-        <w:color w:val="808080" w:themeColor="background1" w:themeShade="80"/>
-        <w:spacing w:val="-10"/>
-        <w:sz w:val="16"/>
-        <w:szCs w:val="18"/>
-      </w:rPr>
       <w:t>)</w:t>
     </w:r>
   </w:p>
-  <w:bookmarkEnd w:id="20"/>
+  <w:bookmarkEnd w:id="19"/>
   <w:p>
     <w:pPr>
       <w:spacing w:after="0" w:line="240" w:lineRule="auto"/>
@@ -3132,7 +3089,7 @@
               <v:stroke joinstyle="miter"/>
               <v:path gradientshapeok="t" o:connecttype="rect"/>
             </v:shapetype>
-            <v:shape id="Cuadro de texto 5" o:spid="_x0000_s1026" type="#_x0000_t202" style="position:absolute;left:0;text-align:left;margin-left:8.05pt;margin-top:.6pt;width:59.25pt;height:21.75pt;z-index:251662336;visibility:visible;mso-wrap-style:square;mso-width-percent:0;mso-height-percent:0;mso-wrap-distance-left:9pt;mso-wrap-distance-top:0;mso-wrap-distance-right:9pt;mso-wrap-distance-bottom:0;mso-position-horizontal:right;mso-position-horizontal-relative:margin;mso-position-vertical:absolute;mso-position-vertical-relative:text;mso-width-percent:0;mso-height-percent:0;mso-width-relative:margin;mso-height-relative:margin;v-text-anchor:top" o:gfxdata="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" filled="f" stroked="f" strokeweight=".5pt">
+            <v:shape id="Cuadro de texto 5" o:spid="_x0000_s1026" type="#_x0000_t202" style="position:absolute;left:0;text-align:left;margin-left:8.05pt;margin-top:.6pt;width:59.25pt;height:21.75pt;z-index:251662336;visibility:visible;mso-wrap-style:square;mso-width-percent:0;mso-height-percent:0;mso-wrap-distance-left:9pt;mso-wrap-distance-top:0;mso-wrap-distance-right:9pt;mso-wrap-distance-bottom:0;mso-position-horizontal:right;mso-position-horizontal-relative:margin;mso-position-vertical:absolute;mso-position-vertical-relative:text;mso-width-percent:0;mso-height-percent:0;mso-width-relative:margin;mso-height-relative:margin;v-text-anchor:top" o:gfxdata="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" filled="f" stroked="f" strokeweight=".5pt">
               <v:textbox>
                 <w:txbxContent>
                   <w:p>
@@ -3212,27 +3169,7 @@
         <w:sz w:val="14"/>
         <w:szCs w:val="14"/>
       </w:rPr>
-      <w:t xml:space="preserve">Para mayor información, visite el aviso de privacidad en los sitios: </w:t>
-    </w:r>
-    <w:proofErr w:type="spellStart"/>
-    <w:r>
-      <w:rPr>
-        <w:rFonts w:ascii="HelveticaNeueLT Com 65 Md" w:hAnsi="HelveticaNeueLT Com 65 Md"/>
-        <w:color w:val="808080" w:themeColor="background1" w:themeShade="80"/>
-        <w:sz w:val="14"/>
-        <w:szCs w:val="14"/>
-      </w:rPr>
-      <w:t>IntraNet</w:t>
-    </w:r>
-    <w:proofErr w:type="spellEnd"/>
-    <w:r>
-      <w:rPr>
-        <w:rFonts w:ascii="HelveticaNeueLT Com 65 Md" w:hAnsi="HelveticaNeueLT Com 65 Md"/>
-        <w:color w:val="808080" w:themeColor="background1" w:themeShade="80"/>
-        <w:sz w:val="14"/>
-        <w:szCs w:val="14"/>
-      </w:rPr>
-      <w:t xml:space="preserve"> o </w:t>
+      <w:t xml:space="preserve">Para mayor información, visite el aviso de privacidad en los sitios: IntraNet o </w:t>
     </w:r>
     <w:hyperlink r:id="rId1" w:history="1">
       <w:r>
@@ -3414,8 +3351,18 @@
 </w:ftr>
 </file>
 
+<file path=word/footer3.xml><?xml version="1.0" encoding="utf-8"?>
+<w:ftr xmlns:wpc="http://schemas.microsoft.com/office/word/2010/wordprocessingCanvas" xmlns:cx="http://schemas.microsoft.com/office/drawing/2014/chartex" xmlns:cx1="http://schemas.microsoft.com/office/drawing/2015/9/8/chartex" xmlns:cx2="http://schemas.microsoft.com/office/drawing/2015/10/21/chartex" xmlns:cx3="http://schemas.microsoft.com/office/drawing/2016/5/9/chartex" xmlns:cx4="http://schemas.microsoft.com/office/drawing/2016/5/10/chartex" xmlns:cx5="http://schemas.microsoft.com/office/drawing/2016/5/11/chartex" xmlns:cx6="http://schemas.microsoft.com/office/drawing/2016/5/12/chartex" xmlns:cx7="http://schemas.microsoft.com/office/drawing/2016/5/13/chartex" xmlns:cx8="http://schemas.microsoft.com/office/drawing/2016/5/14/chartex" xmlns:mc="http://schemas.openxmlformats.org/markup-compatibility/2006" xmlns:aink="http://schemas.microsoft.com/office/drawing/2016/ink" xmlns:am3d="http://schemas.microsoft.com/office/drawing/2017/model3d" xmlns:o="urn:schemas-microsoft-com:office:office" xmlns:oel="http://schemas.microsoft.com/office/2019/extlst" xmlns:r="http://schemas.openxmlformats.org/officeDocument/2006/relationships" xmlns:m="http://schemas.openxmlformats.org/officeDocument/2006/math" xmlns:v="urn:schemas-microsoft-com:vml" xmlns:wp14="http://schemas.microsoft.com/office/word/2010/wordprocessingDrawing" xmlns:wp="http://schemas.openxmlformats.org/drawingml/2006/wordprocessingDrawing" xmlns:w10="urn:schemas-microsoft-com:office:word" xmlns:w="http://schemas.openxmlformats.org/wordprocessingml/2006/main" xmlns:w14="http://schemas.microsoft.com/office/word/2010/wordml" xmlns:w15="http://schemas.microsoft.com/office/word/2012/wordml" xmlns:w16cex="http://schemas.microsoft.com/office/word/2018/wordml/cex" xmlns:w16cid="http://schemas.microsoft.com/office/word/2016/wordml/cid" xmlns:w16="http://schemas.microsoft.com/office/word/2018/wordml" xmlns:w16du="http://schemas.microsoft.com/office/word/2023/wordml/word16du" xmlns:w16sdtdh="http://schemas.microsoft.com/office/word/2020/wordml/sdtdatahash" xmlns:w16sdtfl="http://schemas.microsoft.com/office/word/2024/wordml/sdtformatlock" xmlns:w16se="http://schemas.microsoft.com/office/word/2015/wordml/symex" xmlns:wpg="http://schemas.microsoft.com/office/word/2010/wordprocessingGroup" xmlns:wpi="http://schemas.microsoft.com/office/word/2010/wordprocessingInk" xmlns:wne="http://schemas.microsoft.com/office/word/2006/wordml" xmlns:wps="http://schemas.microsoft.com/office/word/2010/wordprocessingShape" mc:Ignorable="w14 w15 w16se w16cid w16 w16cex w16sdtdh w16sdtfl w16du wp14">
+  <w:p>
+    <w:pPr>
+      <w:pStyle w:val="Piedepgina"/>
+    </w:pPr>
+  </w:p>
+</w:ftr>
+</file>
+
 <file path=word/footnotes.xml><?xml version="1.0" encoding="utf-8"?>
-<w:footnotes xmlns:wpc="http://schemas.microsoft.com/office/word/2010/wordprocessingCanvas" xmlns:cx="http://schemas.microsoft.com/office/drawing/2014/chartex" xmlns:cx1="http://schemas.microsoft.com/office/drawing/2015/9/8/chartex" xmlns:cx2="http://schemas.microsoft.com/office/drawing/2015/10/21/chartex" xmlns:cx3="http://schemas.microsoft.com/office/drawing/2016/5/9/chartex" xmlns:cx4="http://schemas.microsoft.com/office/drawing/2016/5/10/chartex" xmlns:cx5="http://schemas.microsoft.com/office/drawing/2016/5/11/chartex" xmlns:cx6="http://schemas.microsoft.com/office/drawing/2016/5/12/chartex" xmlns:cx7="http://schemas.microsoft.com/office/drawing/2016/5/13/chartex" xmlns:cx8="http://schemas.microsoft.com/office/drawing/2016/5/14/chartex" xmlns:mc="http://schemas.openxmlformats.org/markup-compatibility/2006" xmlns:aink="http://schemas.microsoft.com/office/drawing/2016/ink" xmlns:am3d="http://schemas.microsoft.com/office/drawing/2017/model3d" xmlns:o="urn:schemas-microsoft-com:office:office" xmlns:r="http://schemas.openxmlformats.org/officeDocument/2006/relationships" xmlns:m="http://schemas.openxmlformats.org/officeDocument/2006/math" xmlns:v="urn:schemas-microsoft-com:vml" xmlns:wp14="http://schemas.microsoft.com/office/word/2010/wordprocessingDrawing" xmlns:wp="http://schemas.openxmlformats.org/drawingml/2006/wordprocessingDrawing" xmlns:w10="urn:schemas-microsoft-com:office:word" xmlns:w="http://schemas.openxmlformats.org/wordprocessingml/2006/main" xmlns:w14="http://schemas.microsoft.com/office/word/2010/wordml" xmlns:w15="http://schemas.microsoft.com/office/word/2012/wordml" xmlns:w16cid="http://schemas.microsoft.com/office/word/2016/wordml/cid" xmlns:w16se="http://schemas.microsoft.com/office/word/2015/wordml/symex" xmlns:wpg="http://schemas.microsoft.com/office/word/2010/wordprocessingGroup" xmlns:wpi="http://schemas.microsoft.com/office/word/2010/wordprocessingInk" xmlns:wne="http://schemas.microsoft.com/office/word/2006/wordml" xmlns:wps="http://schemas.microsoft.com/office/word/2010/wordprocessingShape" mc:Ignorable="w14 w15 w16se w16cid wp14">
+<w:footnotes xmlns:wpc="http://schemas.microsoft.com/office/word/2010/wordprocessingCanvas" xmlns:cx="http://schemas.microsoft.com/office/drawing/2014/chartex" xmlns:cx1="http://schemas.microsoft.com/office/drawing/2015/9/8/chartex" xmlns:cx2="http://schemas.microsoft.com/office/drawing/2015/10/21/chartex" xmlns:cx3="http://schemas.microsoft.com/office/drawing/2016/5/9/chartex" xmlns:cx4="http://schemas.microsoft.com/office/drawing/2016/5/10/chartex" xmlns:cx5="http://schemas.microsoft.com/office/drawing/2016/5/11/chartex" xmlns:cx6="http://schemas.microsoft.com/office/drawing/2016/5/12/chartex" xmlns:cx7="http://schemas.microsoft.com/office/drawing/2016/5/13/chartex" xmlns:cx8="http://schemas.microsoft.com/office/drawing/2016/5/14/chartex" xmlns:mc="http://schemas.openxmlformats.org/markup-compatibility/2006" xmlns:aink="http://schemas.microsoft.com/office/drawing/2016/ink" xmlns:am3d="http://schemas.microsoft.com/office/drawing/2017/model3d" xmlns:o="urn:schemas-microsoft-com:office:office" xmlns:oel="http://schemas.microsoft.com/office/2019/extlst" xmlns:r="http://schemas.openxmlformats.org/officeDocument/2006/relationships" xmlns:m="http://schemas.openxmlformats.org/officeDocument/2006/math" xmlns:v="urn:schemas-microsoft-com:vml" xmlns:wp14="http://schemas.microsoft.com/office/word/2010/wordprocessingDrawing" xmlns:wp="http://schemas.openxmlformats.org/drawingml/2006/wordprocessingDrawing" xmlns:w10="urn:schemas-microsoft-com:office:word" xmlns:w="http://schemas.openxmlformats.org/wordprocessingml/2006/main" xmlns:w14="http://schemas.microsoft.com/office/word/2010/wordml" xmlns:w15="http://schemas.microsoft.com/office/word/2012/wordml" xmlns:w16cex="http://schemas.microsoft.com/office/word/2018/wordml/cex" xmlns:w16cid="http://schemas.microsoft.com/office/word/2016/wordml/cid" xmlns:w16="http://schemas.microsoft.com/office/word/2018/wordml" xmlns:w16du="http://schemas.microsoft.com/office/word/2023/wordml/word16du" xmlns:w16sdtdh="http://schemas.microsoft.com/office/word/2020/wordml/sdtdatahash" xmlns:w16sdtfl="http://schemas.microsoft.com/office/word/2024/wordml/sdtformatlock" xmlns:w16se="http://schemas.microsoft.com/office/word/2015/wordml/symex" xmlns:wpg="http://schemas.microsoft.com/office/word/2010/wordprocessingGroup" xmlns:wpi="http://schemas.microsoft.com/office/word/2010/wordprocessingInk" xmlns:wne="http://schemas.microsoft.com/office/word/2006/wordml" xmlns:wps="http://schemas.microsoft.com/office/word/2010/wordprocessingShape" mc:Ignorable="w14 w15 w16se w16cid w16 w16cex w16sdtdh w16sdtfl w16du wp14">
   <w:footnote w:type="separator" w:id="-1">
     <w:p>
       <w:pPr>
@@ -3440,7 +3387,17 @@
 </file>
 
 <file path=word/header1.xml><?xml version="1.0" encoding="utf-8"?>
-<w:hdr xmlns:wpc="http://schemas.microsoft.com/office/word/2010/wordprocessingCanvas" xmlns:cx="http://schemas.microsoft.com/office/drawing/2014/chartex" xmlns:cx1="http://schemas.microsoft.com/office/drawing/2015/9/8/chartex" xmlns:cx2="http://schemas.microsoft.com/office/drawing/2015/10/21/chartex" xmlns:cx3="http://schemas.microsoft.com/office/drawing/2016/5/9/chartex" xmlns:cx4="http://schemas.microsoft.com/office/drawing/2016/5/10/chartex" xmlns:cx5="http://schemas.microsoft.com/office/drawing/2016/5/11/chartex" xmlns:cx6="http://schemas.microsoft.com/office/drawing/2016/5/12/chartex" xmlns:cx7="http://schemas.microsoft.com/office/drawing/2016/5/13/chartex" xmlns:cx8="http://schemas.microsoft.com/office/drawing/2016/5/14/chartex" xmlns:mc="http://schemas.openxmlformats.org/markup-compatibility/2006" xmlns:aink="http://schemas.microsoft.com/office/drawing/2016/ink" xmlns:am3d="http://schemas.microsoft.com/office/drawing/2017/model3d" xmlns:o="urn:schemas-microsoft-com:office:office" xmlns:r="http://schemas.openxmlformats.org/officeDocument/2006/relationships" xmlns:m="http://schemas.openxmlformats.org/officeDocument/2006/math" xmlns:v="urn:schemas-microsoft-com:vml" xmlns:wp14="http://schemas.microsoft.com/office/word/2010/wordprocessingDrawing" xmlns:wp="http://schemas.openxmlformats.org/drawingml/2006/wordprocessingDrawing" xmlns:w10="urn:schemas-microsoft-com:office:word" xmlns:w="http://schemas.openxmlformats.org/wordprocessingml/2006/main" xmlns:w14="http://schemas.microsoft.com/office/word/2010/wordml" xmlns:w15="http://schemas.microsoft.com/office/word/2012/wordml" xmlns:w16cid="http://schemas.microsoft.com/office/word/2016/wordml/cid" xmlns:w16se="http://schemas.microsoft.com/office/word/2015/wordml/symex" xmlns:wpg="http://schemas.microsoft.com/office/word/2010/wordprocessingGroup" xmlns:wpi="http://schemas.microsoft.com/office/word/2010/wordprocessingInk" xmlns:wne="http://schemas.microsoft.com/office/word/2006/wordml" xmlns:wps="http://schemas.microsoft.com/office/word/2010/wordprocessingShape" mc:Ignorable="w14 w15 w16se w16cid wp14">
+<w:hdr xmlns:wpc="http://schemas.microsoft.com/office/word/2010/wordprocessingCanvas" xmlns:cx="http://schemas.microsoft.com/office/drawing/2014/chartex" xmlns:cx1="http://schemas.microsoft.com/office/drawing/2015/9/8/chartex" xmlns:cx2="http://schemas.microsoft.com/office/drawing/2015/10/21/chartex" xmlns:cx3="http://schemas.microsoft.com/office/drawing/2016/5/9/chartex" xmlns:cx4="http://schemas.microsoft.com/office/drawing/2016/5/10/chartex" xmlns:cx5="http://schemas.microsoft.com/office/drawing/2016/5/11/chartex" xmlns:cx6="http://schemas.microsoft.com/office/drawing/2016/5/12/chartex" xmlns:cx7="http://schemas.microsoft.com/office/drawing/2016/5/13/chartex" xmlns:cx8="http://schemas.microsoft.com/office/drawing/2016/5/14/chartex" xmlns:mc="http://schemas.openxmlformats.org/markup-compatibility/2006" xmlns:aink="http://schemas.microsoft.com/office/drawing/2016/ink" xmlns:am3d="http://schemas.microsoft.com/office/drawing/2017/model3d" xmlns:o="urn:schemas-microsoft-com:office:office" xmlns:oel="http://schemas.microsoft.com/office/2019/extlst" xmlns:r="http://schemas.openxmlformats.org/officeDocument/2006/relationships" xmlns:m="http://schemas.openxmlformats.org/officeDocument/2006/math" xmlns:v="urn:schemas-microsoft-com:vml" xmlns:wp14="http://schemas.microsoft.com/office/word/2010/wordprocessingDrawing" xmlns:wp="http://schemas.openxmlformats.org/drawingml/2006/wordprocessingDrawing" xmlns:w10="urn:schemas-microsoft-com:office:word" xmlns:w="http://schemas.openxmlformats.org/wordprocessingml/2006/main" xmlns:w14="http://schemas.microsoft.com/office/word/2010/wordml" xmlns:w15="http://schemas.microsoft.com/office/word/2012/wordml" xmlns:w16cex="http://schemas.microsoft.com/office/word/2018/wordml/cex" xmlns:w16cid="http://schemas.microsoft.com/office/word/2016/wordml/cid" xmlns:w16="http://schemas.microsoft.com/office/word/2018/wordml" xmlns:w16du="http://schemas.microsoft.com/office/word/2023/wordml/word16du" xmlns:w16sdtdh="http://schemas.microsoft.com/office/word/2020/wordml/sdtdatahash" xmlns:w16sdtfl="http://schemas.microsoft.com/office/word/2024/wordml/sdtformatlock" xmlns:w16se="http://schemas.microsoft.com/office/word/2015/wordml/symex" xmlns:wpg="http://schemas.microsoft.com/office/word/2010/wordprocessingGroup" xmlns:wpi="http://schemas.microsoft.com/office/word/2010/wordprocessingInk" xmlns:wne="http://schemas.microsoft.com/office/word/2006/wordml" xmlns:wps="http://schemas.microsoft.com/office/word/2010/wordprocessingShape" mc:Ignorable="w14 w15 w16se w16cid w16 w16cex w16sdtdh w16sdtfl w16du wp14">
+  <w:p>
+    <w:pPr>
+      <w:pStyle w:val="Encabezado"/>
+    </w:pPr>
+  </w:p>
+</w:hdr>
+</file>
+
+<file path=word/header2.xml><?xml version="1.0" encoding="utf-8"?>
+<w:hdr xmlns:wpc="http://schemas.microsoft.com/office/word/2010/wordprocessingCanvas" xmlns:cx="http://schemas.microsoft.com/office/drawing/2014/chartex" xmlns:cx1="http://schemas.microsoft.com/office/drawing/2015/9/8/chartex" xmlns:cx2="http://schemas.microsoft.com/office/drawing/2015/10/21/chartex" xmlns:cx3="http://schemas.microsoft.com/office/drawing/2016/5/9/chartex" xmlns:cx4="http://schemas.microsoft.com/office/drawing/2016/5/10/chartex" xmlns:cx5="http://schemas.microsoft.com/office/drawing/2016/5/11/chartex" xmlns:cx6="http://schemas.microsoft.com/office/drawing/2016/5/12/chartex" xmlns:cx7="http://schemas.microsoft.com/office/drawing/2016/5/13/chartex" xmlns:cx8="http://schemas.microsoft.com/office/drawing/2016/5/14/chartex" xmlns:mc="http://schemas.openxmlformats.org/markup-compatibility/2006" xmlns:aink="http://schemas.microsoft.com/office/drawing/2016/ink" xmlns:am3d="http://schemas.microsoft.com/office/drawing/2017/model3d" xmlns:o="urn:schemas-microsoft-com:office:office" xmlns:oel="http://schemas.microsoft.com/office/2019/extlst" xmlns:r="http://schemas.openxmlformats.org/officeDocument/2006/relationships" xmlns:m="http://schemas.openxmlformats.org/officeDocument/2006/math" xmlns:v="urn:schemas-microsoft-com:vml" xmlns:wp14="http://schemas.microsoft.com/office/word/2010/wordprocessingDrawing" xmlns:wp="http://schemas.openxmlformats.org/drawingml/2006/wordprocessingDrawing" xmlns:w10="urn:schemas-microsoft-com:office:word" xmlns:w="http://schemas.openxmlformats.org/wordprocessingml/2006/main" xmlns:w14="http://schemas.microsoft.com/office/word/2010/wordml" xmlns:w15="http://schemas.microsoft.com/office/word/2012/wordml" xmlns:w16cex="http://schemas.microsoft.com/office/word/2018/wordml/cex" xmlns:w16cid="http://schemas.microsoft.com/office/word/2016/wordml/cid" xmlns:w16="http://schemas.microsoft.com/office/word/2018/wordml" xmlns:w16du="http://schemas.microsoft.com/office/word/2023/wordml/word16du" xmlns:w16sdtdh="http://schemas.microsoft.com/office/word/2020/wordml/sdtdatahash" xmlns:w16sdtfl="http://schemas.microsoft.com/office/word/2024/wordml/sdtformatlock" xmlns:w16se="http://schemas.microsoft.com/office/word/2015/wordml/symex" xmlns:wpg="http://schemas.microsoft.com/office/word/2010/wordprocessingGroup" xmlns:wpi="http://schemas.microsoft.com/office/word/2010/wordprocessingInk" xmlns:wne="http://schemas.microsoft.com/office/word/2006/wordml" xmlns:wps="http://schemas.microsoft.com/office/word/2010/wordprocessingShape" mc:Ignorable="w14 w15 w16se w16cid w16 w16cex w16sdtdh w16sdtfl w16du wp14">
   <w:tbl>
     <w:tblPr>
       <w:tblStyle w:val="Tablaconcuadrcula"/>
@@ -3480,7 +3437,7 @@
               <w:szCs w:val="16"/>
             </w:rPr>
           </w:pPr>
-          <w:bookmarkStart w:id="18" w:name="_Hlk194568822"/>
+          <w:bookmarkStart w:id="17" w:name="_Hlk194568822"/>
           <w:r>
             <w:rPr>
               <w:rFonts w:ascii="Athelas" w:hAnsi="Athelas"/>
@@ -3543,10 +3500,9 @@
         <w:p>
           <w:pPr>
             <w:pStyle w:val="Encabezado"/>
-            <w:spacing w:before="120"/>
             <w:jc w:val="center"/>
             <w:rPr>
-              <w:rFonts w:ascii="Regesto Grotesk" w:hAnsi="Regesto Grotesk"/>
+              <w:rFonts w:ascii="Athelas" w:hAnsi="Athelas"/>
               <w:b/>
               <w:spacing w:val="-4"/>
               <w:sz w:val="16"/>
@@ -3561,27 +3517,7 @@
               <w:sz w:val="16"/>
               <w:szCs w:val="16"/>
             </w:rPr>
-            <w:t>“2025. Bicentenario de la vida municipal en el Estado de México</w:t>
-          </w:r>
-          <w:r>
-            <w:rPr>
-              <w:rFonts w:ascii="Regesto Grotesk" w:hAnsi="Regesto Grotesk"/>
-              <w:b/>
-              <w:spacing w:val="-4"/>
-              <w:sz w:val="16"/>
-              <w:szCs w:val="16"/>
-            </w:rPr>
-            <w:t>”</w:t>
-          </w:r>
-          <w:r>
-            <w:rPr>
-              <w:rFonts w:ascii="Regesto Grotesk" w:hAnsi="Regesto Grotesk"/>
-              <w:b/>
-              <w:spacing w:val="-4"/>
-              <w:sz w:val="16"/>
-              <w:szCs w:val="16"/>
-            </w:rPr>
-            <w:t>.</w:t>
+            <w:t>“2026. Año del Humanismo Mexicano en el Estado de México”.</w:t>
           </w:r>
         </w:p>
         <w:p>
@@ -3606,7 +3542,7 @@
         </w:p>
       </w:tc>
     </w:tr>
-    <w:bookmarkEnd w:id="18"/>
+    <w:bookmarkEnd w:id="17"/>
   </w:tbl>
   <w:p>
     <w:pPr>
@@ -3770,8 +3706,18 @@
 </w:hdr>
 </file>
 
+<file path=word/header3.xml><?xml version="1.0" encoding="utf-8"?>
+<w:hdr xmlns:wpc="http://schemas.microsoft.com/office/word/2010/wordprocessingCanvas" xmlns:cx="http://schemas.microsoft.com/office/drawing/2014/chartex" xmlns:cx1="http://schemas.microsoft.com/office/drawing/2015/9/8/chartex" xmlns:cx2="http://schemas.microsoft.com/office/drawing/2015/10/21/chartex" xmlns:cx3="http://schemas.microsoft.com/office/drawing/2016/5/9/chartex" xmlns:cx4="http://schemas.microsoft.com/office/drawing/2016/5/10/chartex" xmlns:cx5="http://schemas.microsoft.com/office/drawing/2016/5/11/chartex" xmlns:cx6="http://schemas.microsoft.com/office/drawing/2016/5/12/chartex" xmlns:cx7="http://schemas.microsoft.com/office/drawing/2016/5/13/chartex" xmlns:cx8="http://schemas.microsoft.com/office/drawing/2016/5/14/chartex" xmlns:mc="http://schemas.openxmlformats.org/markup-compatibility/2006" xmlns:aink="http://schemas.microsoft.com/office/drawing/2016/ink" xmlns:am3d="http://schemas.microsoft.com/office/drawing/2017/model3d" xmlns:o="urn:schemas-microsoft-com:office:office" xmlns:oel="http://schemas.microsoft.com/office/2019/extlst" xmlns:r="http://schemas.openxmlformats.org/officeDocument/2006/relationships" xmlns:m="http://schemas.openxmlformats.org/officeDocument/2006/math" xmlns:v="urn:schemas-microsoft-com:vml" xmlns:wp14="http://schemas.microsoft.com/office/word/2010/wordprocessingDrawing" xmlns:wp="http://schemas.openxmlformats.org/drawingml/2006/wordprocessingDrawing" xmlns:w10="urn:schemas-microsoft-com:office:word" xmlns:w="http://schemas.openxmlformats.org/wordprocessingml/2006/main" xmlns:w14="http://schemas.microsoft.com/office/word/2010/wordml" xmlns:w15="http://schemas.microsoft.com/office/word/2012/wordml" xmlns:w16cex="http://schemas.microsoft.com/office/word/2018/wordml/cex" xmlns:w16cid="http://schemas.microsoft.com/office/word/2016/wordml/cid" xmlns:w16="http://schemas.microsoft.com/office/word/2018/wordml" xmlns:w16du="http://schemas.microsoft.com/office/word/2023/wordml/word16du" xmlns:w16sdtdh="http://schemas.microsoft.com/office/word/2020/wordml/sdtdatahash" xmlns:w16sdtfl="http://schemas.microsoft.com/office/word/2024/wordml/sdtformatlock" xmlns:w16se="http://schemas.microsoft.com/office/word/2015/wordml/symex" xmlns:wpg="http://schemas.microsoft.com/office/word/2010/wordprocessingGroup" xmlns:wpi="http://schemas.microsoft.com/office/word/2010/wordprocessingInk" xmlns:wne="http://schemas.microsoft.com/office/word/2006/wordml" xmlns:wps="http://schemas.microsoft.com/office/word/2010/wordprocessingShape" mc:Ignorable="w14 w15 w16se w16cid w16 w16cex w16sdtdh w16sdtfl w16du wp14">
+  <w:p>
+    <w:pPr>
+      <w:pStyle w:val="Encabezado"/>
+    </w:pPr>
+  </w:p>
+</w:hdr>
+</file>
+
 <file path=word/numbering.xml><?xml version="1.0" encoding="utf-8"?>
-<w:numbering xmlns:wpc="http://schemas.microsoft.com/office/word/2010/wordprocessingCanvas" xmlns:cx="http://schemas.microsoft.com/office/drawing/2014/chartex" xmlns:cx1="http://schemas.microsoft.com/office/drawing/2015/9/8/chartex" xmlns:cx2="http://schemas.microsoft.com/office/drawing/2015/10/21/chartex" xmlns:cx3="http://schemas.microsoft.com/office/drawing/2016/5/9/chartex" xmlns:cx4="http://schemas.microsoft.com/office/drawing/2016/5/10/chartex" xmlns:cx5="http://schemas.microsoft.com/office/drawing/2016/5/11/chartex" xmlns:cx6="http://schemas.microsoft.com/office/drawing/2016/5/12/chartex" xmlns:cx7="http://schemas.microsoft.com/office/drawing/2016/5/13/chartex" xmlns:cx8="http://schemas.microsoft.com/office/drawing/2016/5/14/chartex" xmlns:mc="http://schemas.openxmlformats.org/markup-compatibility/2006" xmlns:aink="http://schemas.microsoft.com/office/drawing/2016/ink" xmlns:am3d="http://schemas.microsoft.com/office/drawing/2017/model3d" xmlns:o="urn:schemas-microsoft-com:office:office" xmlns:r="http://schemas.openxmlformats.org/officeDocument/2006/relationships" xmlns:m="http://schemas.openxmlformats.org/officeDocument/2006/math" xmlns:v="urn:schemas-microsoft-com:vml" xmlns:wp14="http://schemas.microsoft.com/office/word/2010/wordprocessingDrawing" xmlns:wp="http://schemas.openxmlformats.org/drawingml/2006/wordprocessingDrawing" xmlns:w10="urn:schemas-microsoft-com:office:word" xmlns:w="http://schemas.openxmlformats.org/wordprocessingml/2006/main" xmlns:w14="http://schemas.microsoft.com/office/word/2010/wordml" xmlns:w15="http://schemas.microsoft.com/office/word/2012/wordml" xmlns:w16cid="http://schemas.microsoft.com/office/word/2016/wordml/cid" xmlns:w16se="http://schemas.microsoft.com/office/word/2015/wordml/symex" xmlns:wpg="http://schemas.microsoft.com/office/word/2010/wordprocessingGroup" xmlns:wpi="http://schemas.microsoft.com/office/word/2010/wordprocessingInk" xmlns:wne="http://schemas.microsoft.com/office/word/2006/wordml" xmlns:wps="http://schemas.microsoft.com/office/word/2010/wordprocessingShape" mc:Ignorable="w14 w15 w16se w16cid wp14">
+<w:numbering xmlns:wpc="http://schemas.microsoft.com/office/word/2010/wordprocessingCanvas" xmlns:cx="http://schemas.microsoft.com/office/drawing/2014/chartex" xmlns:cx1="http://schemas.microsoft.com/office/drawing/2015/9/8/chartex" xmlns:cx2="http://schemas.microsoft.com/office/drawing/2015/10/21/chartex" xmlns:cx3="http://schemas.microsoft.com/office/drawing/2016/5/9/chartex" xmlns:cx4="http://schemas.microsoft.com/office/drawing/2016/5/10/chartex" xmlns:cx5="http://schemas.microsoft.com/office/drawing/2016/5/11/chartex" xmlns:cx6="http://schemas.microsoft.com/office/drawing/2016/5/12/chartex" xmlns:cx7="http://schemas.microsoft.com/office/drawing/2016/5/13/chartex" xmlns:cx8="http://schemas.microsoft.com/office/drawing/2016/5/14/chartex" xmlns:mc="http://schemas.openxmlformats.org/markup-compatibility/2006" xmlns:aink="http://schemas.microsoft.com/office/drawing/2016/ink" xmlns:am3d="http://schemas.microsoft.com/office/drawing/2017/model3d" xmlns:o="urn:schemas-microsoft-com:office:office" xmlns:oel="http://schemas.microsoft.com/office/2019/extlst" xmlns:r="http://schemas.openxmlformats.org/officeDocument/2006/relationships" xmlns:m="http://schemas.openxmlformats.org/officeDocument/2006/math" xmlns:v="urn:schemas-microsoft-com:vml" xmlns:wp14="http://schemas.microsoft.com/office/word/2010/wordprocessingDrawing" xmlns:wp="http://schemas.openxmlformats.org/drawingml/2006/wordprocessingDrawing" xmlns:w10="urn:schemas-microsoft-com:office:word" xmlns:w="http://schemas.openxmlformats.org/wordprocessingml/2006/main" xmlns:w14="http://schemas.microsoft.com/office/word/2010/wordml" xmlns:w15="http://schemas.microsoft.com/office/word/2012/wordml" xmlns:w16cex="http://schemas.microsoft.com/office/word/2018/wordml/cex" xmlns:w16cid="http://schemas.microsoft.com/office/word/2016/wordml/cid" xmlns:w16="http://schemas.microsoft.com/office/word/2018/wordml" xmlns:w16du="http://schemas.microsoft.com/office/word/2023/wordml/word16du" xmlns:w16sdtdh="http://schemas.microsoft.com/office/word/2020/wordml/sdtdatahash" xmlns:w16sdtfl="http://schemas.microsoft.com/office/word/2024/wordml/sdtformatlock" xmlns:w16se="http://schemas.microsoft.com/office/word/2015/wordml/symex" xmlns:wpg="http://schemas.microsoft.com/office/word/2010/wordprocessingGroup" xmlns:wpi="http://schemas.microsoft.com/office/word/2010/wordprocessingInk" xmlns:wne="http://schemas.microsoft.com/office/word/2006/wordml" xmlns:wps="http://schemas.microsoft.com/office/word/2010/wordprocessingShape" mc:Ignorable="w14 w15 w16se w16cid w16 w16cex w16sdtdh w16sdtfl w16du wp14">
   <w:abstractNum w:abstractNumId="0" w15:restartNumberingAfterBreak="0">
     <w:nsid w:val="1BDC0995"/>
     <w:multiLevelType w:val="hybridMultilevel"/>
@@ -3997,17 +3943,17 @@
       </w:rPr>
     </w:lvl>
   </w:abstractNum>
-  <w:num w:numId="1">
+  <w:num w:numId="1" w16cid:durableId="2109083888">
     <w:abstractNumId w:val="1"/>
   </w:num>
-  <w:num w:numId="2">
+  <w:num w:numId="2" w16cid:durableId="237718697">
     <w:abstractNumId w:val="0"/>
   </w:num>
 </w:numbering>
 </file>
 
 <file path=word/people.xml><?xml version="1.0" encoding="utf-8"?>
-<w15:people xmlns:wpc="http://schemas.microsoft.com/office/word/2010/wordprocessingCanvas" xmlns:cx="http://schemas.microsoft.com/office/drawing/2014/chartex" xmlns:cx1="http://schemas.microsoft.com/office/drawing/2015/9/8/chartex" xmlns:cx2="http://schemas.microsoft.com/office/drawing/2015/10/21/chartex" xmlns:cx3="http://schemas.microsoft.com/office/drawing/2016/5/9/chartex" xmlns:cx4="http://schemas.microsoft.com/office/drawing/2016/5/10/chartex" xmlns:cx5="http://schemas.microsoft.com/office/drawing/2016/5/11/chartex" xmlns:cx6="http://schemas.microsoft.com/office/drawing/2016/5/12/chartex" xmlns:cx7="http://schemas.microsoft.com/office/drawing/2016/5/13/chartex" xmlns:cx8="http://schemas.microsoft.com/office/drawing/2016/5/14/chartex" xmlns:mc="http://schemas.openxmlformats.org/markup-compatibility/2006" xmlns:aink="http://schemas.microsoft.com/office/drawing/2016/ink" xmlns:am3d="http://schemas.microsoft.com/office/drawing/2017/model3d" xmlns:o="urn:schemas-microsoft-com:office:office" xmlns:r="http://schemas.openxmlformats.org/officeDocument/2006/relationships" xmlns:m="http://schemas.openxmlformats.org/officeDocument/2006/math" xmlns:v="urn:schemas-microsoft-com:vml" xmlns:wp14="http://schemas.microsoft.com/office/word/2010/wordprocessingDrawing" xmlns:wp="http://schemas.openxmlformats.org/drawingml/2006/wordprocessingDrawing" xmlns:w10="urn:schemas-microsoft-com:office:word" xmlns:w="http://schemas.openxmlformats.org/wordprocessingml/2006/main" xmlns:w14="http://schemas.microsoft.com/office/word/2010/wordml" xmlns:w15="http://schemas.microsoft.com/office/word/2012/wordml" xmlns:w16cid="http://schemas.microsoft.com/office/word/2016/wordml/cid" xmlns:w16se="http://schemas.microsoft.com/office/word/2015/wordml/symex" xmlns:wpg="http://schemas.microsoft.com/office/word/2010/wordprocessingGroup" xmlns:wpi="http://schemas.microsoft.com/office/word/2010/wordprocessingInk" xmlns:wne="http://schemas.microsoft.com/office/word/2006/wordml" xmlns:wps="http://schemas.microsoft.com/office/word/2010/wordprocessingShape" mc:Ignorable="w14 w15 w16se w16cid wp14">
+<w15:people xmlns:wpc="http://schemas.microsoft.com/office/word/2010/wordprocessingCanvas" xmlns:cx="http://schemas.microsoft.com/office/drawing/2014/chartex" xmlns:cx1="http://schemas.microsoft.com/office/drawing/2015/9/8/chartex" xmlns:cx2="http://schemas.microsoft.com/office/drawing/2015/10/21/chartex" xmlns:cx3="http://schemas.microsoft.com/office/drawing/2016/5/9/chartex" xmlns:cx4="http://schemas.microsoft.com/office/drawing/2016/5/10/chartex" xmlns:cx5="http://schemas.microsoft.com/office/drawing/2016/5/11/chartex" xmlns:cx6="http://schemas.microsoft.com/office/drawing/2016/5/12/chartex" xmlns:cx7="http://schemas.microsoft.com/office/drawing/2016/5/13/chartex" xmlns:cx8="http://schemas.microsoft.com/office/drawing/2016/5/14/chartex" xmlns:mc="http://schemas.openxmlformats.org/markup-compatibility/2006" xmlns:aink="http://schemas.microsoft.com/office/drawing/2016/ink" xmlns:am3d="http://schemas.microsoft.com/office/drawing/2017/model3d" xmlns:o="urn:schemas-microsoft-com:office:office" xmlns:oel="http://schemas.microsoft.com/office/2019/extlst" xmlns:r="http://schemas.openxmlformats.org/officeDocument/2006/relationships" xmlns:m="http://schemas.openxmlformats.org/officeDocument/2006/math" xmlns:v="urn:schemas-microsoft-com:vml" xmlns:wp14="http://schemas.microsoft.com/office/word/2010/wordprocessingDrawing" xmlns:wp="http://schemas.openxmlformats.org/drawingml/2006/wordprocessingDrawing" xmlns:w10="urn:schemas-microsoft-com:office:word" xmlns:w="http://schemas.openxmlformats.org/wordprocessingml/2006/main" xmlns:w14="http://schemas.microsoft.com/office/word/2010/wordml" xmlns:w15="http://schemas.microsoft.com/office/word/2012/wordml" xmlns:w16cex="http://schemas.microsoft.com/office/word/2018/wordml/cex" xmlns:w16cid="http://schemas.microsoft.com/office/word/2016/wordml/cid" xmlns:w16="http://schemas.microsoft.com/office/word/2018/wordml" xmlns:w16du="http://schemas.microsoft.com/office/word/2023/wordml/word16du" xmlns:w16sdtdh="http://schemas.microsoft.com/office/word/2020/wordml/sdtdatahash" xmlns:w16sdtfl="http://schemas.microsoft.com/office/word/2024/wordml/sdtformatlock" xmlns:w16se="http://schemas.microsoft.com/office/word/2015/wordml/symex" xmlns:wpg="http://schemas.microsoft.com/office/word/2010/wordprocessingGroup" xmlns:wpi="http://schemas.microsoft.com/office/word/2010/wordprocessingInk" xmlns:wne="http://schemas.microsoft.com/office/word/2006/wordml" xmlns:wps="http://schemas.microsoft.com/office/word/2010/wordprocessingShape" mc:Ignorable="w14 w15 w16se w16cid w16 w16cex w16sdtdh w16sdtfl w16du wp14">
   <w15:person w15:author="MELISSA FERNANDA DUARTE MANZANO">
     <w15:presenceInfo w15:providerId="None" w15:userId="MELISSA FERNANDA DUARTE MANZANO"/>
   </w15:person>
@@ -4018,7 +3964,7 @@
 </file>
 
 <file path=word/styles.xml><?xml version="1.0" encoding="utf-8"?>
-<w:styles xmlns:mc="http://schemas.openxmlformats.org/markup-compatibility/2006" xmlns:r="http://schemas.openxmlformats.org/officeDocument/2006/relationships" xmlns:w="http://schemas.openxmlformats.org/wordprocessingml/2006/main" xmlns:w14="http://schemas.microsoft.com/office/word/2010/wordml" xmlns:w15="http://schemas.microsoft.com/office/word/2012/wordml" xmlns:w16cid="http://schemas.microsoft.com/office/word/2016/wordml/cid" xmlns:w16se="http://schemas.microsoft.com/office/word/2015/wordml/symex" mc:Ignorable="w14 w15 w16se w16cid">
+<w:styles xmlns:mc="http://schemas.openxmlformats.org/markup-compatibility/2006" xmlns:r="http://schemas.openxmlformats.org/officeDocument/2006/relationships" xmlns:w="http://schemas.openxmlformats.org/wordprocessingml/2006/main" xmlns:w14="http://schemas.microsoft.com/office/word/2010/wordml" xmlns:w15="http://schemas.microsoft.com/office/word/2012/wordml" xmlns:w16cex="http://schemas.microsoft.com/office/word/2018/wordml/cex" xmlns:w16cid="http://schemas.microsoft.com/office/word/2016/wordml/cid" xmlns:w16="http://schemas.microsoft.com/office/word/2018/wordml" xmlns:w16du="http://schemas.microsoft.com/office/word/2023/wordml/word16du" xmlns:w16sdtdh="http://schemas.microsoft.com/office/word/2020/wordml/sdtdatahash" xmlns:w16sdtfl="http://schemas.microsoft.com/office/word/2024/wordml/sdtformatlock" xmlns:w16se="http://schemas.microsoft.com/office/word/2015/wordml/symex" mc:Ignorable="w14 w15 w16se w16cid w16 w16cex w16sdtdh w16sdtfl w16du">
   <w:docDefaults>
     <w:rPrDefault>
       <w:rPr>
@@ -4034,7 +3980,7 @@
       </w:pPr>
     </w:pPrDefault>
   </w:docDefaults>
-  <w:latentStyles w:defLockedState="0" w:defUIPriority="99" w:defSemiHidden="0" w:defUnhideWhenUsed="0" w:defQFormat="0" w:count="375">
+  <w:latentStyles w:defLockedState="0" w:defUIPriority="99" w:defSemiHidden="0" w:defUnhideWhenUsed="0" w:defQFormat="0" w:count="376">
     <w:lsdException w:name="Normal" w:uiPriority="0" w:qFormat="1"/>
     <w:lsdException w:name="heading 1" w:uiPriority="9" w:qFormat="1"/>
     <w:lsdException w:name="heading 2" w:semiHidden="1" w:uiPriority="9" w:unhideWhenUsed="1" w:qFormat="1"/>
@@ -4410,6 +4356,7 @@
     <w:lsdException w:name="Smart Hyperlink" w:semiHidden="1" w:unhideWhenUsed="1"/>
     <w:lsdException w:name="Hashtag" w:semiHidden="1" w:unhideWhenUsed="1"/>
     <w:lsdException w:name="Unresolved Mention" w:semiHidden="1" w:unhideWhenUsed="1"/>
+    <w:lsdException w:name="Smart Link" w:semiHidden="1" w:unhideWhenUsed="1"/>
   </w:latentStyles>
   <w:style w:type="paragraph" w:default="1" w:styleId="Normal">
     <w:name w:val="Normal"/>
@@ -4419,7 +4366,6 @@
   <w:style w:type="character" w:default="1" w:styleId="Fuentedeprrafopredeter">
     <w:name w:val="Default Paragraph Font"/>
     <w:uiPriority w:val="1"/>
-    <w:semiHidden/>
     <w:unhideWhenUsed/>
   </w:style>
   <w:style w:type="table" w:default="1" w:styleId="Tablanormal">
